--- a/public/samples/template.docx
+++ b/public/samples/template.docx
@@ -103,6 +103,24 @@
           <w:rFonts w:ascii="맑은 고딕" w:cs="맑은 고딕" w:eastAsia="맑은 고딕" w:hAnsi="맑은 고딕"/>
         </w:rPr>
         <w:t xml:space="preserve">값이 정해진 항목(…유형·…방식·분기축 등)은 설명 칸에 「값: 후보1/후보2/…」 로 허용값을 전부 나열하세요 — 그 항목은 앱에서 선택형(콤보박스)이 되고, 문서 파싱도 그 값 중에서만 고릅니다.</w:t>
+      </w:r>
+    </w:p>
+    <w:p>
+      <w:pPr>
+        <w:pStyle w:val="ListParagraph"/>
+        <w:numPr>
+          <w:ilvl w:val="0"/>
+          <w:numId w:val="1"/>
+        </w:numPr>
+        <w:spacing w:after="10"/>
+      </w:pPr>
+      <w:r>
+        <w:rPr>
+          <w:sz w:val="17"/>
+          <w:szCs w:val="17"/>
+          <w:rFonts w:ascii="맑은 고딕" w:cs="맑은 고딕" w:eastAsia="맑은 고딕" w:hAnsi="맑은 고딕"/>
+        </w:rPr>
+        <w:t xml:space="preserve">「값: …」 을 적지 않은 항목은 자유 입력(텍스트)으로 남습니다. 경력내역·보유자격처럼 여러 건을 적는 목록 항목에는 「값: …」 표기를 쓰지 마세요 — 목록은 선택형이 아닙니다.</w:t>
       </w:r>
     </w:p>
     <w:p>

--- a/public/samples/template.docx
+++ b/public/samples/template.docx
@@ -102,7 +102,7 @@
           <w:szCs w:val="17"/>
           <w:rFonts w:ascii="맑은 고딕" w:cs="맑은 고딕" w:eastAsia="맑은 고딕" w:hAnsi="맑은 고딕"/>
         </w:rPr>
-        <w:t xml:space="preserve">값이 정해진 항목(…유형·…방식·분기축 등)은 설명 칸에 「값: 후보1/후보2/…」 로 허용값을 전부 나열하세요 — 그 항목은 앱에서 선택형(콤보박스)이 되고, 문서 파싱도 그 값 중에서만 고릅니다.</w:t>
+        <w:t xml:space="preserve">변수 타입은 4가지: number(숫자) · text(텍스트) · date(날짜, YYYY-MM-DD) · 선택형(정해진 값 중 택1).</w:t>
       </w:r>
     </w:p>
     <w:p>
@@ -120,7 +120,25 @@
           <w:szCs w:val="17"/>
           <w:rFonts w:ascii="맑은 고딕" w:cs="맑은 고딕" w:eastAsia="맑은 고딕" w:hAnsi="맑은 고딕"/>
         </w:rPr>
-        <w:t xml:space="preserve">「값: …」 을 적지 않은 항목은 자유 입력(텍스트)으로 남습니다. 경력내역·보유자격처럼 여러 건을 적는 목록 항목에는 「값: …」 표기를 쓰지 마세요 — 목록은 선택형이 아닙니다.</w:t>
+        <w:t xml:space="preserve">선택형 항목(…유형·…방식·분기축 등)은 타입 칸에 「선택형」 이라고 쓰고, 설명 칸에 「값: 후보1/후보2/…」 로 허용값을 전부 나열하세요 — 앱에서 콤보박스가 되고, 문서 파싱도 그 값 중에서만 고릅니다.</w:t>
+      </w:r>
+    </w:p>
+    <w:p>
+      <w:pPr>
+        <w:pStyle w:val="ListParagraph"/>
+        <w:numPr>
+          <w:ilvl w:val="0"/>
+          <w:numId w:val="1"/>
+        </w:numPr>
+        <w:spacing w:after="10"/>
+      </w:pPr>
+      <w:r>
+        <w:rPr>
+          <w:sz w:val="17"/>
+          <w:szCs w:val="17"/>
+          <w:rFonts w:ascii="맑은 고딕" w:cs="맑은 고딕" w:eastAsia="맑은 고딕" w:hAnsi="맑은 고딕"/>
+        </w:rPr>
+        <w:t xml:space="preserve">「값: …」 을 적지 않은 항목은 자유 입력(텍스트)으로 남습니다. 경력내역·보유자격처럼 여러 건을 적는 목록 항목은 선택형이 아닙니다 — 타입을 text 로 두고 「값: …」 을 쓰지 마세요.</w:t>
       </w:r>
     </w:p>
     <w:p>
@@ -761,10 +779,11 @@
         <w:tblLayout w:type="fixed"/>
       </w:tblPr>
       <w:tblGrid>
-        <w:gridCol w:w="1700"/>
-        <w:gridCol w:w="1400"/>
-        <w:gridCol w:w="800"/>
-        <w:gridCol w:w="3700"/>
+        <w:gridCol w:w="1500"/>
+        <w:gridCol w:w="1200"/>
+        <w:gridCol w:w="900"/>
+        <w:gridCol w:w="700"/>
+        <w:gridCol w:w="3300"/>
         <w:gridCol w:w="1600"/>
       </w:tblGrid>
       <w:tr>
@@ -773,7 +792,7 @@
         </w:trPr>
         <w:tc>
           <w:tcPr>
-            <w:tcW w:type="dxa" w:w="1700"/>
+            <w:tcW w:type="dxa" w:w="1500"/>
             <w:shd w:fill="EAF1FB"/>
             <w:tcMar>
               <w:top w:type="dxa" w:w="30"/>
@@ -800,7 +819,7 @@
         </w:tc>
         <w:tc>
           <w:tcPr>
-            <w:tcW w:type="dxa" w:w="1400"/>
+            <w:tcW w:type="dxa" w:w="1200"/>
             <w:shd w:fill="EAF1FB"/>
             <w:tcMar>
               <w:top w:type="dxa" w:w="30"/>
@@ -827,7 +846,7 @@
         </w:tc>
         <w:tc>
           <w:tcPr>
-            <w:tcW w:type="dxa" w:w="800"/>
+            <w:tcW w:type="dxa" w:w="900"/>
             <w:shd w:fill="EAF1FB"/>
             <w:tcMar>
               <w:top w:type="dxa" w:w="30"/>
@@ -848,13 +867,40 @@
                 <w:szCs w:val="16"/>
                 <w:rFonts w:ascii="맑은 고딕" w:cs="맑은 고딕" w:eastAsia="맑은 고딕" w:hAnsi="맑은 고딕"/>
               </w:rPr>
+              <w:t xml:space="preserve">타입</w:t>
+            </w:r>
+          </w:p>
+        </w:tc>
+        <w:tc>
+          <w:tcPr>
+            <w:tcW w:type="dxa" w:w="700"/>
+            <w:shd w:fill="EAF1FB"/>
+            <w:tcMar>
+              <w:top w:type="dxa" w:w="30"/>
+              <w:left w:type="dxa" w:w="80"/>
+              <w:bottom w:type="dxa" w:w="30"/>
+              <w:right w:type="dxa" w:w="80"/>
+            </w:tcMar>
+          </w:tcPr>
+          <w:p>
+            <w:pPr>
+              <w:spacing w:after="0"/>
+            </w:pPr>
+            <w:r>
+              <w:rPr>
+                <w:b/>
+                <w:bCs/>
+                <w:sz w:val="16"/>
+                <w:szCs w:val="16"/>
+                <w:rFonts w:ascii="맑은 고딕" w:cs="맑은 고딕" w:eastAsia="맑은 고딕" w:hAnsi="맑은 고딕"/>
+              </w:rPr>
               <w:t xml:space="preserve">필수</w:t>
             </w:r>
           </w:p>
         </w:tc>
         <w:tc>
           <w:tcPr>
-            <w:tcW w:type="dxa" w:w="3700"/>
+            <w:tcW w:type="dxa" w:w="3300"/>
             <w:shd w:fill="EAF1FB"/>
             <w:tcMar>
               <w:top w:type="dxa" w:w="30"/>
@@ -913,7 +959,7 @@
         </w:trPr>
         <w:tc>
           <w:tcPr>
-            <w:tcW w:type="dxa" w:w="1700"/>
+            <w:tcW w:type="dxa" w:w="1500"/>
             <w:tcMar>
               <w:top w:type="dxa" w:w="30"/>
               <w:left w:type="dxa" w:w="80"/>
@@ -939,7 +985,7 @@
         </w:tc>
         <w:tc>
           <w:tcPr>
-            <w:tcW w:type="dxa" w:w="1400"/>
+            <w:tcW w:type="dxa" w:w="1200"/>
             <w:tcMar>
               <w:top w:type="dxa" w:w="30"/>
               <w:left w:type="dxa" w:w="80"/>
@@ -965,7 +1011,33 @@
         </w:tc>
         <w:tc>
           <w:tcPr>
-            <w:tcW w:type="dxa" w:w="800"/>
+            <w:tcW w:type="dxa" w:w="900"/>
+            <w:tcMar>
+              <w:top w:type="dxa" w:w="30"/>
+              <w:left w:type="dxa" w:w="80"/>
+              <w:bottom w:type="dxa" w:w="30"/>
+              <w:right w:type="dxa" w:w="80"/>
+            </w:tcMar>
+          </w:tcPr>
+          <w:p>
+            <w:pPr>
+              <w:spacing w:after="0"/>
+            </w:pPr>
+            <w:r>
+              <w:rPr>
+                <w:b w:val="false"/>
+                <w:bCs w:val="false"/>
+                <w:sz w:val="16"/>
+                <w:szCs w:val="16"/>
+                <w:rFonts w:ascii="맑은 고딕" w:cs="맑은 고딕" w:eastAsia="맑은 고딕" w:hAnsi="맑은 고딕"/>
+              </w:rPr>
+              <w:t xml:space="preserve">number</w:t>
+            </w:r>
+          </w:p>
+        </w:tc>
+        <w:tc>
+          <w:tcPr>
+            <w:tcW w:type="dxa" w:w="700"/>
             <w:tcMar>
               <w:top w:type="dxa" w:w="30"/>
               <w:left w:type="dxa" w:w="80"/>
@@ -991,7 +1063,7 @@
         </w:tc>
         <w:tc>
           <w:tcPr>
-            <w:tcW w:type="dxa" w:w="3700"/>
+            <w:tcW w:type="dxa" w:w="3300"/>
             <w:tcMar>
               <w:top w:type="dxa" w:w="30"/>
               <w:left w:type="dxa" w:w="80"/>
@@ -1048,7 +1120,7 @@
         </w:trPr>
         <w:tc>
           <w:tcPr>
-            <w:tcW w:type="dxa" w:w="1700"/>
+            <w:tcW w:type="dxa" w:w="1500"/>
             <w:tcMar>
               <w:top w:type="dxa" w:w="30"/>
               <w:left w:type="dxa" w:w="80"/>
@@ -1074,7 +1146,7 @@
         </w:tc>
         <w:tc>
           <w:tcPr>
-            <w:tcW w:type="dxa" w:w="1400"/>
+            <w:tcW w:type="dxa" w:w="1200"/>
             <w:tcMar>
               <w:top w:type="dxa" w:w="30"/>
               <w:left w:type="dxa" w:w="80"/>
@@ -1100,7 +1172,33 @@
         </w:tc>
         <w:tc>
           <w:tcPr>
-            <w:tcW w:type="dxa" w:w="800"/>
+            <w:tcW w:type="dxa" w:w="900"/>
+            <w:tcMar>
+              <w:top w:type="dxa" w:w="30"/>
+              <w:left w:type="dxa" w:w="80"/>
+              <w:bottom w:type="dxa" w:w="30"/>
+              <w:right w:type="dxa" w:w="80"/>
+            </w:tcMar>
+          </w:tcPr>
+          <w:p>
+            <w:pPr>
+              <w:spacing w:after="0"/>
+            </w:pPr>
+            <w:r>
+              <w:rPr>
+                <w:b w:val="false"/>
+                <w:bCs w:val="false"/>
+                <w:sz w:val="16"/>
+                <w:szCs w:val="16"/>
+                <w:rFonts w:ascii="맑은 고딕" w:cs="맑은 고딕" w:eastAsia="맑은 고딕" w:hAnsi="맑은 고딕"/>
+              </w:rPr>
+              <w:t xml:space="preserve">number</w:t>
+            </w:r>
+          </w:p>
+        </w:tc>
+        <w:tc>
+          <w:tcPr>
+            <w:tcW w:type="dxa" w:w="700"/>
             <w:tcMar>
               <w:top w:type="dxa" w:w="30"/>
               <w:left w:type="dxa" w:w="80"/>
@@ -1126,7 +1224,7 @@
         </w:tc>
         <w:tc>
           <w:tcPr>
-            <w:tcW w:type="dxa" w:w="3700"/>
+            <w:tcW w:type="dxa" w:w="3300"/>
             <w:tcMar>
               <w:top w:type="dxa" w:w="30"/>
               <w:left w:type="dxa" w:w="80"/>
@@ -1183,7 +1281,7 @@
         </w:trPr>
         <w:tc>
           <w:tcPr>
-            <w:tcW w:type="dxa" w:w="1700"/>
+            <w:tcW w:type="dxa" w:w="1500"/>
             <w:tcMar>
               <w:top w:type="dxa" w:w="30"/>
               <w:left w:type="dxa" w:w="80"/>
@@ -1209,7 +1307,7 @@
         </w:tc>
         <w:tc>
           <w:tcPr>
-            <w:tcW w:type="dxa" w:w="1400"/>
+            <w:tcW w:type="dxa" w:w="1200"/>
             <w:tcMar>
               <w:top w:type="dxa" w:w="30"/>
               <w:left w:type="dxa" w:w="80"/>
@@ -1235,7 +1333,33 @@
         </w:tc>
         <w:tc>
           <w:tcPr>
-            <w:tcW w:type="dxa" w:w="800"/>
+            <w:tcW w:type="dxa" w:w="900"/>
+            <w:tcMar>
+              <w:top w:type="dxa" w:w="30"/>
+              <w:left w:type="dxa" w:w="80"/>
+              <w:bottom w:type="dxa" w:w="30"/>
+              <w:right w:type="dxa" w:w="80"/>
+            </w:tcMar>
+          </w:tcPr>
+          <w:p>
+            <w:pPr>
+              <w:spacing w:after="0"/>
+            </w:pPr>
+            <w:r>
+              <w:rPr>
+                <w:b w:val="false"/>
+                <w:bCs w:val="false"/>
+                <w:sz w:val="16"/>
+                <w:szCs w:val="16"/>
+                <w:rFonts w:ascii="맑은 고딕" w:cs="맑은 고딕" w:eastAsia="맑은 고딕" w:hAnsi="맑은 고딕"/>
+              </w:rPr>
+              <w:t xml:space="preserve">number</w:t>
+            </w:r>
+          </w:p>
+        </w:tc>
+        <w:tc>
+          <w:tcPr>
+            <w:tcW w:type="dxa" w:w="700"/>
             <w:tcMar>
               <w:top w:type="dxa" w:w="30"/>
               <w:left w:type="dxa" w:w="80"/>
@@ -1261,7 +1385,7 @@
         </w:tc>
         <w:tc>
           <w:tcPr>
-            <w:tcW w:type="dxa" w:w="3700"/>
+            <w:tcW w:type="dxa" w:w="3300"/>
             <w:tcMar>
               <w:top w:type="dxa" w:w="30"/>
               <w:left w:type="dxa" w:w="80"/>
@@ -1318,7 +1442,7 @@
         </w:trPr>
         <w:tc>
           <w:tcPr>
-            <w:tcW w:type="dxa" w:w="1700"/>
+            <w:tcW w:type="dxa" w:w="1500"/>
             <w:tcMar>
               <w:top w:type="dxa" w:w="30"/>
               <w:left w:type="dxa" w:w="80"/>
@@ -1344,7 +1468,7 @@
         </w:tc>
         <w:tc>
           <w:tcPr>
-            <w:tcW w:type="dxa" w:w="1400"/>
+            <w:tcW w:type="dxa" w:w="1200"/>
             <w:tcMar>
               <w:top w:type="dxa" w:w="30"/>
               <w:left w:type="dxa" w:w="80"/>
@@ -1370,7 +1494,33 @@
         </w:tc>
         <w:tc>
           <w:tcPr>
-            <w:tcW w:type="dxa" w:w="800"/>
+            <w:tcW w:type="dxa" w:w="900"/>
+            <w:tcMar>
+              <w:top w:type="dxa" w:w="30"/>
+              <w:left w:type="dxa" w:w="80"/>
+              <w:bottom w:type="dxa" w:w="30"/>
+              <w:right w:type="dxa" w:w="80"/>
+            </w:tcMar>
+          </w:tcPr>
+          <w:p>
+            <w:pPr>
+              <w:spacing w:after="0"/>
+            </w:pPr>
+            <w:r>
+              <w:rPr>
+                <w:b w:val="false"/>
+                <w:bCs w:val="false"/>
+                <w:sz w:val="16"/>
+                <w:szCs w:val="16"/>
+                <w:rFonts w:ascii="맑은 고딕" w:cs="맑은 고딕" w:eastAsia="맑은 고딕" w:hAnsi="맑은 고딕"/>
+              </w:rPr>
+              <w:t xml:space="preserve">선택형</w:t>
+            </w:r>
+          </w:p>
+        </w:tc>
+        <w:tc>
+          <w:tcPr>
+            <w:tcW w:type="dxa" w:w="700"/>
             <w:tcMar>
               <w:top w:type="dxa" w:w="30"/>
               <w:left w:type="dxa" w:w="80"/>
@@ -1396,7 +1546,7 @@
         </w:tc>
         <w:tc>
           <w:tcPr>
-            <w:tcW w:type="dxa" w:w="3700"/>
+            <w:tcW w:type="dxa" w:w="3300"/>
             <w:tcMar>
               <w:top w:type="dxa" w:w="30"/>
               <w:left w:type="dxa" w:w="80"/>
@@ -1453,7 +1603,7 @@
         </w:trPr>
         <w:tc>
           <w:tcPr>
-            <w:tcW w:type="dxa" w:w="1700"/>
+            <w:tcW w:type="dxa" w:w="1500"/>
             <w:tcMar>
               <w:top w:type="dxa" w:w="30"/>
               <w:left w:type="dxa" w:w="80"/>
@@ -1479,7 +1629,7 @@
         </w:tc>
         <w:tc>
           <w:tcPr>
-            <w:tcW w:type="dxa" w:w="1400"/>
+            <w:tcW w:type="dxa" w:w="1200"/>
             <w:tcMar>
               <w:top w:type="dxa" w:w="30"/>
               <w:left w:type="dxa" w:w="80"/>
@@ -1505,7 +1655,33 @@
         </w:tc>
         <w:tc>
           <w:tcPr>
-            <w:tcW w:type="dxa" w:w="800"/>
+            <w:tcW w:type="dxa" w:w="900"/>
+            <w:tcMar>
+              <w:top w:type="dxa" w:w="30"/>
+              <w:left w:type="dxa" w:w="80"/>
+              <w:bottom w:type="dxa" w:w="30"/>
+              <w:right w:type="dxa" w:w="80"/>
+            </w:tcMar>
+          </w:tcPr>
+          <w:p>
+            <w:pPr>
+              <w:spacing w:after="0"/>
+            </w:pPr>
+            <w:r>
+              <w:rPr>
+                <w:b w:val="false"/>
+                <w:bCs w:val="false"/>
+                <w:sz w:val="16"/>
+                <w:szCs w:val="16"/>
+                <w:rFonts w:ascii="맑은 고딕" w:cs="맑은 고딕" w:eastAsia="맑은 고딕" w:hAnsi="맑은 고딕"/>
+              </w:rPr>
+              <w:t xml:space="preserve">number</w:t>
+            </w:r>
+          </w:p>
+        </w:tc>
+        <w:tc>
+          <w:tcPr>
+            <w:tcW w:type="dxa" w:w="700"/>
             <w:tcMar>
               <w:top w:type="dxa" w:w="30"/>
               <w:left w:type="dxa" w:w="80"/>
@@ -1531,7 +1707,7 @@
         </w:tc>
         <w:tc>
           <w:tcPr>
-            <w:tcW w:type="dxa" w:w="3700"/>
+            <w:tcW w:type="dxa" w:w="3300"/>
             <w:tcMar>
               <w:top w:type="dxa" w:w="30"/>
               <w:left w:type="dxa" w:w="80"/>
@@ -1588,7 +1764,7 @@
         </w:trPr>
         <w:tc>
           <w:tcPr>
-            <w:tcW w:type="dxa" w:w="1700"/>
+            <w:tcW w:type="dxa" w:w="1500"/>
             <w:tcMar>
               <w:top w:type="dxa" w:w="30"/>
               <w:left w:type="dxa" w:w="80"/>
@@ -1614,7 +1790,7 @@
         </w:tc>
         <w:tc>
           <w:tcPr>
-            <w:tcW w:type="dxa" w:w="1400"/>
+            <w:tcW w:type="dxa" w:w="1200"/>
             <w:tcMar>
               <w:top w:type="dxa" w:w="30"/>
               <w:left w:type="dxa" w:w="80"/>
@@ -1640,7 +1816,33 @@
         </w:tc>
         <w:tc>
           <w:tcPr>
-            <w:tcW w:type="dxa" w:w="800"/>
+            <w:tcW w:type="dxa" w:w="900"/>
+            <w:tcMar>
+              <w:top w:type="dxa" w:w="30"/>
+              <w:left w:type="dxa" w:w="80"/>
+              <w:bottom w:type="dxa" w:w="30"/>
+              <w:right w:type="dxa" w:w="80"/>
+            </w:tcMar>
+          </w:tcPr>
+          <w:p>
+            <w:pPr>
+              <w:spacing w:after="0"/>
+            </w:pPr>
+            <w:r>
+              <w:rPr>
+                <w:b w:val="false"/>
+                <w:bCs w:val="false"/>
+                <w:sz w:val="16"/>
+                <w:szCs w:val="16"/>
+                <w:rFonts w:ascii="맑은 고딕" w:cs="맑은 고딕" w:eastAsia="맑은 고딕" w:hAnsi="맑은 고딕"/>
+              </w:rPr>
+              <w:t xml:space="preserve">number</w:t>
+            </w:r>
+          </w:p>
+        </w:tc>
+        <w:tc>
+          <w:tcPr>
+            <w:tcW w:type="dxa" w:w="700"/>
             <w:tcMar>
               <w:top w:type="dxa" w:w="30"/>
               <w:left w:type="dxa" w:w="80"/>
@@ -1666,7 +1868,7 @@
         </w:tc>
         <w:tc>
           <w:tcPr>
-            <w:tcW w:type="dxa" w:w="3700"/>
+            <w:tcW w:type="dxa" w:w="3300"/>
             <w:tcMar>
               <w:top w:type="dxa" w:w="30"/>
               <w:left w:type="dxa" w:w="80"/>
@@ -1749,10 +1951,11 @@
         <w:tblLayout w:type="fixed"/>
       </w:tblPr>
       <w:tblGrid>
-        <w:gridCol w:w="1700"/>
-        <w:gridCol w:w="1400"/>
-        <w:gridCol w:w="800"/>
-        <w:gridCol w:w="3700"/>
+        <w:gridCol w:w="1500"/>
+        <w:gridCol w:w="1200"/>
+        <w:gridCol w:w="900"/>
+        <w:gridCol w:w="700"/>
+        <w:gridCol w:w="3300"/>
         <w:gridCol w:w="1600"/>
       </w:tblGrid>
       <w:tr>
@@ -1761,7 +1964,7 @@
         </w:trPr>
         <w:tc>
           <w:tcPr>
-            <w:tcW w:type="dxa" w:w="1700"/>
+            <w:tcW w:type="dxa" w:w="1500"/>
             <w:shd w:fill="EAF1FB"/>
             <w:tcMar>
               <w:top w:type="dxa" w:w="30"/>
@@ -1788,7 +1991,7 @@
         </w:tc>
         <w:tc>
           <w:tcPr>
-            <w:tcW w:type="dxa" w:w="1400"/>
+            <w:tcW w:type="dxa" w:w="1200"/>
             <w:shd w:fill="EAF1FB"/>
             <w:tcMar>
               <w:top w:type="dxa" w:w="30"/>
@@ -1815,7 +2018,7 @@
         </w:tc>
         <w:tc>
           <w:tcPr>
-            <w:tcW w:type="dxa" w:w="800"/>
+            <w:tcW w:type="dxa" w:w="900"/>
             <w:shd w:fill="EAF1FB"/>
             <w:tcMar>
               <w:top w:type="dxa" w:w="30"/>
@@ -1836,13 +2039,40 @@
                 <w:szCs w:val="16"/>
                 <w:rFonts w:ascii="맑은 고딕" w:cs="맑은 고딕" w:eastAsia="맑은 고딕" w:hAnsi="맑은 고딕"/>
               </w:rPr>
+              <w:t xml:space="preserve">타입</w:t>
+            </w:r>
+          </w:p>
+        </w:tc>
+        <w:tc>
+          <w:tcPr>
+            <w:tcW w:type="dxa" w:w="700"/>
+            <w:shd w:fill="EAF1FB"/>
+            <w:tcMar>
+              <w:top w:type="dxa" w:w="30"/>
+              <w:left w:type="dxa" w:w="80"/>
+              <w:bottom w:type="dxa" w:w="30"/>
+              <w:right w:type="dxa" w:w="80"/>
+            </w:tcMar>
+          </w:tcPr>
+          <w:p>
+            <w:pPr>
+              <w:spacing w:after="0"/>
+            </w:pPr>
+            <w:r>
+              <w:rPr>
+                <w:b/>
+                <w:bCs/>
+                <w:sz w:val="16"/>
+                <w:szCs w:val="16"/>
+                <w:rFonts w:ascii="맑은 고딕" w:cs="맑은 고딕" w:eastAsia="맑은 고딕" w:hAnsi="맑은 고딕"/>
+              </w:rPr>
               <w:t xml:space="preserve">필수</w:t>
             </w:r>
           </w:p>
         </w:tc>
         <w:tc>
           <w:tcPr>
-            <w:tcW w:type="dxa" w:w="3700"/>
+            <w:tcW w:type="dxa" w:w="3300"/>
             <w:shd w:fill="EAF1FB"/>
             <w:tcMar>
               <w:top w:type="dxa" w:w="30"/>
@@ -1901,7 +2131,7 @@
         </w:trPr>
         <w:tc>
           <w:tcPr>
-            <w:tcW w:type="dxa" w:w="1700"/>
+            <w:tcW w:type="dxa" w:w="1500"/>
             <w:tcMar>
               <w:top w:type="dxa" w:w="30"/>
               <w:left w:type="dxa" w:w="80"/>
@@ -1927,7 +2157,7 @@
         </w:tc>
         <w:tc>
           <w:tcPr>
-            <w:tcW w:type="dxa" w:w="1400"/>
+            <w:tcW w:type="dxa" w:w="1200"/>
             <w:tcMar>
               <w:top w:type="dxa" w:w="30"/>
               <w:left w:type="dxa" w:w="80"/>
@@ -1953,7 +2183,33 @@
         </w:tc>
         <w:tc>
           <w:tcPr>
-            <w:tcW w:type="dxa" w:w="800"/>
+            <w:tcW w:type="dxa" w:w="900"/>
+            <w:tcMar>
+              <w:top w:type="dxa" w:w="30"/>
+              <w:left w:type="dxa" w:w="80"/>
+              <w:bottom w:type="dxa" w:w="30"/>
+              <w:right w:type="dxa" w:w="80"/>
+            </w:tcMar>
+          </w:tcPr>
+          <w:p>
+            <w:pPr>
+              <w:spacing w:after="0"/>
+            </w:pPr>
+            <w:r>
+              <w:rPr>
+                <w:b w:val="false"/>
+                <w:bCs w:val="false"/>
+                <w:sz w:val="16"/>
+                <w:szCs w:val="16"/>
+                <w:rFonts w:ascii="맑은 고딕" w:cs="맑은 고딕" w:eastAsia="맑은 고딕" w:hAnsi="맑은 고딕"/>
+              </w:rPr>
+              <w:t xml:space="preserve">text</w:t>
+            </w:r>
+          </w:p>
+        </w:tc>
+        <w:tc>
+          <w:tcPr>
+            <w:tcW w:type="dxa" w:w="700"/>
             <w:tcMar>
               <w:top w:type="dxa" w:w="30"/>
               <w:left w:type="dxa" w:w="80"/>
@@ -1979,7 +2235,7 @@
         </w:tc>
         <w:tc>
           <w:tcPr>
-            <w:tcW w:type="dxa" w:w="3700"/>
+            <w:tcW w:type="dxa" w:w="3300"/>
             <w:tcMar>
               <w:top w:type="dxa" w:w="30"/>
               <w:left w:type="dxa" w:w="80"/>
@@ -2036,7 +2292,7 @@
         </w:trPr>
         <w:tc>
           <w:tcPr>
-            <w:tcW w:type="dxa" w:w="1700"/>
+            <w:tcW w:type="dxa" w:w="1500"/>
             <w:tcMar>
               <w:top w:type="dxa" w:w="30"/>
               <w:left w:type="dxa" w:w="80"/>
@@ -2062,7 +2318,7 @@
         </w:tc>
         <w:tc>
           <w:tcPr>
-            <w:tcW w:type="dxa" w:w="1400"/>
+            <w:tcW w:type="dxa" w:w="1200"/>
             <w:tcMar>
               <w:top w:type="dxa" w:w="30"/>
               <w:left w:type="dxa" w:w="80"/>
@@ -2088,7 +2344,33 @@
         </w:tc>
         <w:tc>
           <w:tcPr>
-            <w:tcW w:type="dxa" w:w="800"/>
+            <w:tcW w:type="dxa" w:w="900"/>
+            <w:tcMar>
+              <w:top w:type="dxa" w:w="30"/>
+              <w:left w:type="dxa" w:w="80"/>
+              <w:bottom w:type="dxa" w:w="30"/>
+              <w:right w:type="dxa" w:w="80"/>
+            </w:tcMar>
+          </w:tcPr>
+          <w:p>
+            <w:pPr>
+              <w:spacing w:after="0"/>
+            </w:pPr>
+            <w:r>
+              <w:rPr>
+                <w:b w:val="false"/>
+                <w:bCs w:val="false"/>
+                <w:sz w:val="16"/>
+                <w:szCs w:val="16"/>
+                <w:rFonts w:ascii="맑은 고딕" w:cs="맑은 고딕" w:eastAsia="맑은 고딕" w:hAnsi="맑은 고딕"/>
+              </w:rPr>
+              <w:t xml:space="preserve">text</w:t>
+            </w:r>
+          </w:p>
+        </w:tc>
+        <w:tc>
+          <w:tcPr>
+            <w:tcW w:type="dxa" w:w="700"/>
             <w:tcMar>
               <w:top w:type="dxa" w:w="30"/>
               <w:left w:type="dxa" w:w="80"/>
@@ -2114,7 +2396,7 @@
         </w:tc>
         <w:tc>
           <w:tcPr>
-            <w:tcW w:type="dxa" w:w="3700"/>
+            <w:tcW w:type="dxa" w:w="3300"/>
             <w:tcMar>
               <w:top w:type="dxa" w:w="30"/>
               <w:left w:type="dxa" w:w="80"/>
@@ -2171,7 +2453,7 @@
         </w:trPr>
         <w:tc>
           <w:tcPr>
-            <w:tcW w:type="dxa" w:w="1700"/>
+            <w:tcW w:type="dxa" w:w="1500"/>
             <w:tcMar>
               <w:top w:type="dxa" w:w="30"/>
               <w:left w:type="dxa" w:w="80"/>
@@ -2197,7 +2479,7 @@
         </w:tc>
         <w:tc>
           <w:tcPr>
-            <w:tcW w:type="dxa" w:w="1400"/>
+            <w:tcW w:type="dxa" w:w="1200"/>
             <w:tcMar>
               <w:top w:type="dxa" w:w="30"/>
               <w:left w:type="dxa" w:w="80"/>
@@ -2223,7 +2505,33 @@
         </w:tc>
         <w:tc>
           <w:tcPr>
-            <w:tcW w:type="dxa" w:w="800"/>
+            <w:tcW w:type="dxa" w:w="900"/>
+            <w:tcMar>
+              <w:top w:type="dxa" w:w="30"/>
+              <w:left w:type="dxa" w:w="80"/>
+              <w:bottom w:type="dxa" w:w="30"/>
+              <w:right w:type="dxa" w:w="80"/>
+            </w:tcMar>
+          </w:tcPr>
+          <w:p>
+            <w:pPr>
+              <w:spacing w:after="0"/>
+            </w:pPr>
+            <w:r>
+              <w:rPr>
+                <w:b w:val="false"/>
+                <w:bCs w:val="false"/>
+                <w:sz w:val="16"/>
+                <w:szCs w:val="16"/>
+                <w:rFonts w:ascii="맑은 고딕" w:cs="맑은 고딕" w:eastAsia="맑은 고딕" w:hAnsi="맑은 고딕"/>
+              </w:rPr>
+              <w:t xml:space="preserve">text</w:t>
+            </w:r>
+          </w:p>
+        </w:tc>
+        <w:tc>
+          <w:tcPr>
+            <w:tcW w:type="dxa" w:w="700"/>
             <w:tcMar>
               <w:top w:type="dxa" w:w="30"/>
               <w:left w:type="dxa" w:w="80"/>
@@ -2249,7 +2557,7 @@
         </w:tc>
         <w:tc>
           <w:tcPr>
-            <w:tcW w:type="dxa" w:w="3700"/>
+            <w:tcW w:type="dxa" w:w="3300"/>
             <w:tcMar>
               <w:top w:type="dxa" w:w="30"/>
               <w:left w:type="dxa" w:w="80"/>
@@ -2306,7 +2614,7 @@
         </w:trPr>
         <w:tc>
           <w:tcPr>
-            <w:tcW w:type="dxa" w:w="1700"/>
+            <w:tcW w:type="dxa" w:w="1500"/>
             <w:tcMar>
               <w:top w:type="dxa" w:w="30"/>
               <w:left w:type="dxa" w:w="80"/>
@@ -2332,7 +2640,7 @@
         </w:tc>
         <w:tc>
           <w:tcPr>
-            <w:tcW w:type="dxa" w:w="1400"/>
+            <w:tcW w:type="dxa" w:w="1200"/>
             <w:tcMar>
               <w:top w:type="dxa" w:w="30"/>
               <w:left w:type="dxa" w:w="80"/>
@@ -2358,7 +2666,33 @@
         </w:tc>
         <w:tc>
           <w:tcPr>
-            <w:tcW w:type="dxa" w:w="800"/>
+            <w:tcW w:type="dxa" w:w="900"/>
+            <w:tcMar>
+              <w:top w:type="dxa" w:w="30"/>
+              <w:left w:type="dxa" w:w="80"/>
+              <w:bottom w:type="dxa" w:w="30"/>
+              <w:right w:type="dxa" w:w="80"/>
+            </w:tcMar>
+          </w:tcPr>
+          <w:p>
+            <w:pPr>
+              <w:spacing w:after="0"/>
+            </w:pPr>
+            <w:r>
+              <w:rPr>
+                <w:b w:val="false"/>
+                <w:bCs w:val="false"/>
+                <w:sz w:val="16"/>
+                <w:szCs w:val="16"/>
+                <w:rFonts w:ascii="맑은 고딕" w:cs="맑은 고딕" w:eastAsia="맑은 고딕" w:hAnsi="맑은 고딕"/>
+              </w:rPr>
+              <w:t xml:space="preserve">선택형</w:t>
+            </w:r>
+          </w:p>
+        </w:tc>
+        <w:tc>
+          <w:tcPr>
+            <w:tcW w:type="dxa" w:w="700"/>
             <w:tcMar>
               <w:top w:type="dxa" w:w="30"/>
               <w:left w:type="dxa" w:w="80"/>
@@ -2384,7 +2718,7 @@
         </w:tc>
         <w:tc>
           <w:tcPr>
-            <w:tcW w:type="dxa" w:w="3700"/>
+            <w:tcW w:type="dxa" w:w="3300"/>
             <w:tcMar>
               <w:top w:type="dxa" w:w="30"/>
               <w:left w:type="dxa" w:w="80"/>
@@ -2441,7 +2775,7 @@
         </w:trPr>
         <w:tc>
           <w:tcPr>
-            <w:tcW w:type="dxa" w:w="1700"/>
+            <w:tcW w:type="dxa" w:w="1500"/>
             <w:tcMar>
               <w:top w:type="dxa" w:w="30"/>
               <w:left w:type="dxa" w:w="80"/>
@@ -2467,7 +2801,7 @@
         </w:tc>
         <w:tc>
           <w:tcPr>
-            <w:tcW w:type="dxa" w:w="1400"/>
+            <w:tcW w:type="dxa" w:w="1200"/>
             <w:tcMar>
               <w:top w:type="dxa" w:w="30"/>
               <w:left w:type="dxa" w:w="80"/>
@@ -2493,7 +2827,33 @@
         </w:tc>
         <w:tc>
           <w:tcPr>
-            <w:tcW w:type="dxa" w:w="800"/>
+            <w:tcW w:type="dxa" w:w="900"/>
+            <w:tcMar>
+              <w:top w:type="dxa" w:w="30"/>
+              <w:left w:type="dxa" w:w="80"/>
+              <w:bottom w:type="dxa" w:w="30"/>
+              <w:right w:type="dxa" w:w="80"/>
+            </w:tcMar>
+          </w:tcPr>
+          <w:p>
+            <w:pPr>
+              <w:spacing w:after="0"/>
+            </w:pPr>
+            <w:r>
+              <w:rPr>
+                <w:b w:val="false"/>
+                <w:bCs w:val="false"/>
+                <w:sz w:val="16"/>
+                <w:szCs w:val="16"/>
+                <w:rFonts w:ascii="맑은 고딕" w:cs="맑은 고딕" w:eastAsia="맑은 고딕" w:hAnsi="맑은 고딕"/>
+              </w:rPr>
+              <w:t xml:space="preserve">선택형</w:t>
+            </w:r>
+          </w:p>
+        </w:tc>
+        <w:tc>
+          <w:tcPr>
+            <w:tcW w:type="dxa" w:w="700"/>
             <w:tcMar>
               <w:top w:type="dxa" w:w="30"/>
               <w:left w:type="dxa" w:w="80"/>
@@ -2519,7 +2879,7 @@
         </w:tc>
         <w:tc>
           <w:tcPr>
-            <w:tcW w:type="dxa" w:w="3700"/>
+            <w:tcW w:type="dxa" w:w="3300"/>
             <w:tcMar>
               <w:top w:type="dxa" w:w="30"/>
               <w:left w:type="dxa" w:w="80"/>
@@ -2576,7 +2936,7 @@
         </w:trPr>
         <w:tc>
           <w:tcPr>
-            <w:tcW w:type="dxa" w:w="1700"/>
+            <w:tcW w:type="dxa" w:w="1500"/>
             <w:tcMar>
               <w:top w:type="dxa" w:w="30"/>
               <w:left w:type="dxa" w:w="80"/>
@@ -2602,7 +2962,7 @@
         </w:tc>
         <w:tc>
           <w:tcPr>
-            <w:tcW w:type="dxa" w:w="1400"/>
+            <w:tcW w:type="dxa" w:w="1200"/>
             <w:tcMar>
               <w:top w:type="dxa" w:w="30"/>
               <w:left w:type="dxa" w:w="80"/>
@@ -2628,7 +2988,33 @@
         </w:tc>
         <w:tc>
           <w:tcPr>
-            <w:tcW w:type="dxa" w:w="800"/>
+            <w:tcW w:type="dxa" w:w="900"/>
+            <w:tcMar>
+              <w:top w:type="dxa" w:w="30"/>
+              <w:left w:type="dxa" w:w="80"/>
+              <w:bottom w:type="dxa" w:w="30"/>
+              <w:right w:type="dxa" w:w="80"/>
+            </w:tcMar>
+          </w:tcPr>
+          <w:p>
+            <w:pPr>
+              <w:spacing w:after="0"/>
+            </w:pPr>
+            <w:r>
+              <w:rPr>
+                <w:b w:val="false"/>
+                <w:bCs w:val="false"/>
+                <w:sz w:val="16"/>
+                <w:szCs w:val="16"/>
+                <w:rFonts w:ascii="맑은 고딕" w:cs="맑은 고딕" w:eastAsia="맑은 고딕" w:hAnsi="맑은 고딕"/>
+              </w:rPr>
+              <w:t xml:space="preserve">date</w:t>
+            </w:r>
+          </w:p>
+        </w:tc>
+        <w:tc>
+          <w:tcPr>
+            <w:tcW w:type="dxa" w:w="700"/>
             <w:tcMar>
               <w:top w:type="dxa" w:w="30"/>
               <w:left w:type="dxa" w:w="80"/>
@@ -2654,7 +3040,7 @@
         </w:tc>
         <w:tc>
           <w:tcPr>
-            <w:tcW w:type="dxa" w:w="3700"/>
+            <w:tcW w:type="dxa" w:w="3300"/>
             <w:tcMar>
               <w:top w:type="dxa" w:w="30"/>
               <w:left w:type="dxa" w:w="80"/>
@@ -2711,7 +3097,7 @@
         </w:trPr>
         <w:tc>
           <w:tcPr>
-            <w:tcW w:type="dxa" w:w="1700"/>
+            <w:tcW w:type="dxa" w:w="1500"/>
             <w:tcMar>
               <w:top w:type="dxa" w:w="30"/>
               <w:left w:type="dxa" w:w="80"/>
@@ -2737,7 +3123,7 @@
         </w:tc>
         <w:tc>
           <w:tcPr>
-            <w:tcW w:type="dxa" w:w="1400"/>
+            <w:tcW w:type="dxa" w:w="1200"/>
             <w:tcMar>
               <w:top w:type="dxa" w:w="30"/>
               <w:left w:type="dxa" w:w="80"/>
@@ -2763,7 +3149,33 @@
         </w:tc>
         <w:tc>
           <w:tcPr>
-            <w:tcW w:type="dxa" w:w="800"/>
+            <w:tcW w:type="dxa" w:w="900"/>
+            <w:tcMar>
+              <w:top w:type="dxa" w:w="30"/>
+              <w:left w:type="dxa" w:w="80"/>
+              <w:bottom w:type="dxa" w:w="30"/>
+              <w:right w:type="dxa" w:w="80"/>
+            </w:tcMar>
+          </w:tcPr>
+          <w:p>
+            <w:pPr>
+              <w:spacing w:after="0"/>
+            </w:pPr>
+            <w:r>
+              <w:rPr>
+                <w:b w:val="false"/>
+                <w:bCs w:val="false"/>
+                <w:sz w:val="16"/>
+                <w:szCs w:val="16"/>
+                <w:rFonts w:ascii="맑은 고딕" w:cs="맑은 고딕" w:eastAsia="맑은 고딕" w:hAnsi="맑은 고딕"/>
+              </w:rPr>
+              <w:t xml:space="preserve">date</w:t>
+            </w:r>
+          </w:p>
+        </w:tc>
+        <w:tc>
+          <w:tcPr>
+            <w:tcW w:type="dxa" w:w="700"/>
             <w:tcMar>
               <w:top w:type="dxa" w:w="30"/>
               <w:left w:type="dxa" w:w="80"/>
@@ -2789,7 +3201,7 @@
         </w:tc>
         <w:tc>
           <w:tcPr>
-            <w:tcW w:type="dxa" w:w="3700"/>
+            <w:tcW w:type="dxa" w:w="3300"/>
             <w:tcMar>
               <w:top w:type="dxa" w:w="30"/>
               <w:left w:type="dxa" w:w="80"/>

--- a/public/samples/template.docx
+++ b/public/samples/template.docx
@@ -120,7 +120,7 @@
           <w:szCs w:val="17"/>
           <w:rFonts w:ascii="맑은 고딕" w:cs="맑은 고딕" w:eastAsia="맑은 고딕" w:hAnsi="맑은 고딕"/>
         </w:rPr>
-        <w:t xml:space="preserve">선택형 항목(…유형·…방식·분기축 등)은 타입 칸에 「선택형」 이라고 쓰고, 설명 칸에 「값: 후보1/후보2/…」 로 허용값을 전부 나열하세요 — 앱에서 콤보박스가 되고, 문서 파싱도 그 값 중에서만 고릅니다.</w:t>
+        <w:t xml:space="preserve">선택형 항목(…유형·…방식·분기축 등)은 타입 칸에 「선택형」 이라고 쓰고, 예시 칸에 예시값 다음 줄로 「값: 후보1/후보2/…」 를 적어 허용값을 전부 나열하세요 — 앱에서 콤보박스가 되고, 문서 파싱도 그 값 중에서만 고릅니다.</w:t>
       </w:r>
     </w:p>
     <w:p>
@@ -1566,7 +1566,7 @@
                 <w:szCs w:val="16"/>
                 <w:rFonts w:ascii="맑은 고딕" w:cs="맑은 고딕" w:eastAsia="맑은 고딕" w:hAnsi="맑은 고딕"/>
               </w:rPr>
-              <w:t xml:space="preserve">지원금 지급 방식. 값: 일시금/분할</w:t>
+              <w:t xml:space="preserve">지원금 지급 방식</w:t>
             </w:r>
           </w:p>
         </w:tc>
@@ -1593,6 +1593,22 @@
                 <w:rFonts w:ascii="맑은 고딕" w:cs="맑은 고딕" w:eastAsia="맑은 고딕" w:hAnsi="맑은 고딕"/>
               </w:rPr>
               <w:t xml:space="preserve">일시금</w:t>
+            </w:r>
+          </w:p>
+          <w:p>
+            <w:pPr>
+              <w:spacing w:after="0"/>
+            </w:pPr>
+            <w:r>
+              <w:rPr>
+                <w:b w:val="false"/>
+                <w:bCs w:val="false"/>
+                <w:color w:val="6B7280"/>
+                <w:sz w:val="16"/>
+                <w:szCs w:val="16"/>
+                <w:rFonts w:ascii="맑은 고딕" w:cs="맑은 고딕" w:eastAsia="맑은 고딕" w:hAnsi="맑은 고딕"/>
+              </w:rPr>
+              <w:t xml:space="preserve">값: 일시금/분할</w:t>
             </w:r>
           </w:p>
         </w:tc>
@@ -2738,7 +2754,7 @@
                 <w:szCs w:val="16"/>
                 <w:rFonts w:ascii="맑은 고딕" w:cs="맑은 고딕" w:eastAsia="맑은 고딕" w:hAnsi="맑은 고딕"/>
               </w:rPr>
-              <w:t xml:space="preserve">어떤 경조사인지 — 계산이 갈리는 기준 (분기축). 값: 결혼/사망/출산</w:t>
+              <w:t xml:space="preserve">어떤 경조사인지 — 계산이 갈리는 기준 (분기축)</w:t>
             </w:r>
           </w:p>
         </w:tc>
@@ -2765,6 +2781,22 @@
                 <w:rFonts w:ascii="맑은 고딕" w:cs="맑은 고딕" w:eastAsia="맑은 고딕" w:hAnsi="맑은 고딕"/>
               </w:rPr>
               <w:t xml:space="preserve">결혼</w:t>
+            </w:r>
+          </w:p>
+          <w:p>
+            <w:pPr>
+              <w:spacing w:after="0"/>
+            </w:pPr>
+            <w:r>
+              <w:rPr>
+                <w:b w:val="false"/>
+                <w:bCs w:val="false"/>
+                <w:color w:val="6B7280"/>
+                <w:sz w:val="16"/>
+                <w:szCs w:val="16"/>
+                <w:rFonts w:ascii="맑은 고딕" w:cs="맑은 고딕" w:eastAsia="맑은 고딕" w:hAnsi="맑은 고딕"/>
+              </w:rPr>
+              <w:t xml:space="preserve">값: 결혼/사망/출산</w:t>
             </w:r>
           </w:p>
         </w:tc>
@@ -2899,7 +2931,7 @@
                 <w:szCs w:val="16"/>
                 <w:rFonts w:ascii="맑은 고딕" w:cs="맑은 고딕" w:eastAsia="맑은 고딕" w:hAnsi="맑은 고딕"/>
               </w:rPr>
-              <w:t xml:space="preserve">대상자와의 관계. 값: 본인/배우자/자녀</w:t>
+              <w:t xml:space="preserve">대상자와의 관계</w:t>
             </w:r>
           </w:p>
         </w:tc>
@@ -2926,6 +2958,22 @@
                 <w:rFonts w:ascii="맑은 고딕" w:cs="맑은 고딕" w:eastAsia="맑은 고딕" w:hAnsi="맑은 고딕"/>
               </w:rPr>
               <w:t xml:space="preserve">본인</w:t>
+            </w:r>
+          </w:p>
+          <w:p>
+            <w:pPr>
+              <w:spacing w:after="0"/>
+            </w:pPr>
+            <w:r>
+              <w:rPr>
+                <w:b w:val="false"/>
+                <w:bCs w:val="false"/>
+                <w:color w:val="6B7280"/>
+                <w:sz w:val="16"/>
+                <w:szCs w:val="16"/>
+                <w:rFonts w:ascii="맑은 고딕" w:cs="맑은 고딕" w:eastAsia="맑은 고딕" w:hAnsi="맑은 고딕"/>
+              </w:rPr>
+              <w:t xml:space="preserve">값: 본인/배우자/자녀</w:t>
             </w:r>
           </w:p>
         </w:tc>

--- a/public/samples/template.docx
+++ b/public/samples/template.docx
@@ -4605,7 +4605,7 @@
           <w:szCs w:val="17"/>
           <w:rFonts w:ascii="맑은 고딕" w:cs="맑은 고딕" w:eastAsia="맑은 고딕" w:hAnsi="맑은 고딕"/>
         </w:rPr>
-        <w:t xml:space="preserve">기본: fields(기본정보 묶음) · field(기본정보) · card(요약 카드) · note(안내문) · calc(산출 근거) · compare(판단 근거 비교표) · incexc(포함/제외 태그) · pathlabel(경로 정보)</w:t>
+        <w:t xml:space="preserve">기본: fields(기본정보 묶음) · field(기본정보) · card(요약 카드) · note(안내문) · calc(산출 근거) · compare(판단 근거 비교표) · incexc(포함/제외 태그) · list(목록 카드 — 경력내역·보유자격 등 여러 건 항목) · pathlabel(경로 정보)</w:t>
       </w:r>
     </w:p>
     <w:p>
